--- a/ky/wisdom-stories/friend-of-god.docx
+++ b/ky/wisdom-stories/friend-of-god.docx
@@ -171,7 +171,7 @@
           <w:sz w:val="22"/>
           <w:lang w:val="ky-KG"/>
         </w:rPr>
-        <w:t xml:space="preserve">Сабак: </w:t>
+        <w:t>Сабак: Кээде Аллахтын жардамы жакшы адамдардын колу аркылуу келет. Бирөөнүн тилегине жооп болуу сенин колуңдан да келиши мүмкүн.</w:t>
       </w:r>
       <w:r>
         <w:rPr>
@@ -180,7 +180,6 @@
           <w:sz w:val="22"/>
           <w:lang w:val="ky-KG"/>
         </w:rPr>
-        <w:t>Бирөөнүн тилегинин орундалышына сенин жакшылыгың себеп болушу мүмкүн. Колуңдан келсе, муктажга кол сун.</w:t>
       </w:r>
     </w:p>
     <w:p>
@@ -200,7 +199,7 @@
           <w:sz w:val="18"/>
           <w:lang w:val="ky-KG"/>
         </w:rPr>
-        <w:t>Окуя ачык интернет булактарынан алынды.</w:t>
+        <w:t>Аңгемелер ачык интернет булактарынан алынган, иллюстрациялар болсо ЖИ менен түзүлгөн.</w:t>
       </w:r>
     </w:p>
     <w:sectPr>
